--- a/docs/Manual-de-Administrador-Virthub-2.0.docx
+++ b/docs/Manual-de-Administrador-Virthub-2.0.docx
@@ -83,7 +83,7 @@
         </w:rPr>
         <w:t>Arquitectura, seguridad y mantenimiento</w:t>
         <w:br/>
-        <w:t>Universidad Tecnológica de Tula-Tepeji</w:t>
+        <w:t>Universidad Tecnológica de Tecámac</w:t>
       </w:r>
     </w:p>
     <w:p>
@@ -104,7 +104,7 @@
           <w:color w:val="8A9393"/>
           <w:sz w:val="18"/>
         </w:rPr>
-        <w:t>Virthub 2.0  ·  Universidad Tecnológica de Tula-Tepeji</w:t>
+        <w:t>Virthub 2.0  ·  Universidad Tecnológica de Tecámac</w:t>
       </w:r>
     </w:p>
     <w:p>
@@ -538,6 +538,21 @@
           <w:sz w:val="21"/>
         </w:rPr>
         <w:t>13. Diagnóstico rápido</w:t>
+      </w:r>
+    </w:p>
+    <w:p>
+      <w:pPr>
+        <w:spacing w:after="60"/>
+        <w:ind w:left="0"/>
+      </w:pPr>
+      <w:r>
+        <w:rPr>
+          <w:rFonts w:ascii="Segoe UI" w:hAnsi="Segoe UI"/>
+          <w:b/>
+          <w:color w:val="1F6F5C"/>
+          <w:sz w:val="21"/>
+        </w:rPr>
+        <w:t>14. De la versión 1.0 a la 2.0</w:t>
       </w:r>
     </w:p>
     <w:p>
@@ -6204,6 +6219,424 @@
         <w:spacing w:after="40"/>
       </w:pPr>
     </w:p>
+    <w:p>
+      <w:pPr>
+        <w:pStyle w:val="Heading1"/>
+      </w:pPr>
+      <w:r>
+        <w:t>14. De la versión 1.0 a la 2.0</w:t>
+      </w:r>
+    </w:p>
+    <w:p>
+      <w:r>
+        <w:rPr>
+          <w:b w:val="0"/>
+          <w:i w:val="0"/>
+          <w:sz w:val="21"/>
+        </w:rPr>
+        <w:t>Resumen técnico de lo que cambió entre la primera versión y esta. Sirve para saber qué se tocó y dónde mirar si algo falla.</w:t>
+      </w:r>
+    </w:p>
+    <w:p>
+      <w:pPr>
+        <w:pStyle w:val="Heading2"/>
+      </w:pPr>
+      <w:r>
+        <w:t>Diseño y temas</w:t>
+      </w:r>
+    </w:p>
+    <w:p>
+      <w:pPr>
+        <w:pStyle w:val="ListBullet"/>
+        <w:spacing w:after="60"/>
+      </w:pPr>
+      <w:r>
+        <w:rPr>
+          <w:sz w:val="21"/>
+        </w:rPr>
+        <w:t>Sistema de temas Redmond: cinco épocas por seis esquemas, montado sobre variables CSS.</w:t>
+      </w:r>
+    </w:p>
+    <w:p>
+      <w:pPr>
+        <w:pStyle w:val="ListBullet"/>
+        <w:spacing w:after="60"/>
+      </w:pPr>
+      <w:r>
+        <w:rPr>
+          <w:sz w:val="21"/>
+        </w:rPr>
+        <w:t>Catálogo en configuración, no repartido por las vistas: un solo sitio para añadir un esquema.</w:t>
+      </w:r>
+    </w:p>
+    <w:p>
+      <w:pPr>
+        <w:pStyle w:val="ListBullet"/>
+        <w:spacing w:after="60"/>
+      </w:pPr>
+      <w:r>
+        <w:rPr>
+          <w:sz w:val="21"/>
+        </w:rPr>
+        <w:t>La hoja del tema se carga como &lt;link&gt; en el &lt;head&gt;, no por JavaScript: se elimina el parpadeo.</w:t>
+      </w:r>
+    </w:p>
+    <w:p>
+      <w:pPr>
+        <w:pStyle w:val="ListBullet"/>
+        <w:spacing w:after="60"/>
+      </w:pPr>
+      <w:r>
+        <w:rPr>
+          <w:sz w:val="21"/>
+        </w:rPr>
+        <w:t>Se retiraron los restos del tema anterior (modo oscuro y retro), que se aplicaban en cada carga.</w:t>
+      </w:r>
+    </w:p>
+    <w:p>
+      <w:pPr>
+        <w:pStyle w:val="Heading2"/>
+      </w:pPr>
+      <w:r>
+        <w:t>Foro y archivos</w:t>
+      </w:r>
+    </w:p>
+    <w:p>
+      <w:pPr>
+        <w:pStyle w:val="ListBullet"/>
+        <w:spacing w:after="60"/>
+      </w:pPr>
+      <w:r>
+        <w:rPr>
+          <w:sz w:val="21"/>
+        </w:rPr>
+        <w:t>Avatares en las publicaciones, resueltos desde el perfil del autor.</w:t>
+      </w:r>
+    </w:p>
+    <w:p>
+      <w:pPr>
+        <w:pStyle w:val="ListBullet"/>
+        <w:spacing w:after="60"/>
+      </w:pPr>
+      <w:r>
+        <w:rPr>
+          <w:sz w:val="21"/>
+        </w:rPr>
+        <w:t>Descarga con el nombre original del archivo, manteniendo el soporte de rangos.</w:t>
+      </w:r>
+    </w:p>
+    <w:p>
+      <w:pPr>
+        <w:pStyle w:val="ListBullet"/>
+        <w:spacing w:after="60"/>
+      </w:pPr>
+      <w:r>
+        <w:rPr>
+          <w:sz w:val="21"/>
+        </w:rPr>
+        <w:t>Subida por trozos con reanudación y botón de cancelar.</w:t>
+      </w:r>
+    </w:p>
+    <w:p>
+      <w:pPr>
+        <w:pStyle w:val="ListBullet"/>
+        <w:spacing w:after="60"/>
+      </w:pPr>
+      <w:r>
+        <w:rPr>
+          <w:sz w:val="21"/>
+        </w:rPr>
+        <w:t>Borrado de adjuntos al eliminar una publicación, más el comando foro:huerfanos para los que quedaron sueltos.</w:t>
+      </w:r>
+    </w:p>
+    <w:p>
+      <w:pPr>
+        <w:pStyle w:val="Heading2"/>
+      </w:pPr>
+      <w:r>
+        <w:t>Seguridad de contenido</w:t>
+      </w:r>
+    </w:p>
+    <w:p>
+      <w:pPr>
+        <w:pStyle w:val="ListBullet"/>
+        <w:spacing w:after="60"/>
+      </w:pPr>
+      <w:r>
+        <w:rPr>
+          <w:sz w:val="21"/>
+        </w:rPr>
+        <w:t>Moderación de imágenes con NSFW-Sherlock: umbral configurable y aviso al usuario y al administrador.</w:t>
+      </w:r>
+    </w:p>
+    <w:p>
+      <w:pPr>
+        <w:pStyle w:val="ListBullet"/>
+        <w:spacing w:after="60"/>
+      </w:pPr>
+      <w:r>
+        <w:rPr>
+          <w:sz w:val="21"/>
+        </w:rPr>
+        <w:t>Antivirus ClamAV por INSTREAM antes de mover cada archivo a su destino.</w:t>
+      </w:r>
+    </w:p>
+    <w:p>
+      <w:pPr>
+        <w:pStyle w:val="ListBullet"/>
+        <w:spacing w:after="60"/>
+      </w:pPr>
+      <w:r>
+        <w:rPr>
+          <w:sz w:val="21"/>
+        </w:rPr>
+        <w:t>El tipo de adjunto se deduce del archivo, no del campo del formulario: cerraba un hueco de la moderación.</w:t>
+      </w:r>
+    </w:p>
+    <w:p>
+      <w:pPr>
+        <w:pStyle w:val="Heading2"/>
+      </w:pPr>
+      <w:r>
+        <w:t>Chat</w:t>
+      </w:r>
+    </w:p>
+    <w:p>
+      <w:pPr>
+        <w:pStyle w:val="ListBullet"/>
+        <w:spacing w:after="60"/>
+      </w:pPr>
+      <w:r>
+        <w:rPr>
+          <w:sz w:val="21"/>
+        </w:rPr>
+        <w:t>Indicador de «está escribiendo» con marca de tiempo en el servidor, que caduca a los seis segundos.</w:t>
+      </w:r>
+    </w:p>
+    <w:p>
+      <w:pPr>
+        <w:pStyle w:val="ListBullet"/>
+        <w:spacing w:after="60"/>
+      </w:pPr>
+      <w:r>
+        <w:rPr>
+          <w:sz w:val="21"/>
+        </w:rPr>
+        <w:t>Marca de «visto» solo cuando el cliente confirma que está mirando la conversación (?visto=1).</w:t>
+      </w:r>
+    </w:p>
+    <w:p>
+      <w:pPr>
+        <w:pStyle w:val="ListBullet"/>
+        <w:spacing w:after="60"/>
+      </w:pPr>
+      <w:r>
+        <w:rPr>
+          <w:sz w:val="21"/>
+        </w:rPr>
+        <w:t>Contador de no leídos por remitente en un solo endpoint, y no una consulta por contacto.</w:t>
+      </w:r>
+    </w:p>
+    <w:p>
+      <w:pPr>
+        <w:pStyle w:val="ListBullet"/>
+        <w:spacing w:after="60"/>
+      </w:pPr>
+      <w:r>
+        <w:rPr>
+          <w:sz w:val="21"/>
+        </w:rPr>
+        <w:t>Límites de peticiones por usuario en lugar de por IP.</w:t>
+      </w:r>
+    </w:p>
+    <w:p>
+      <w:pPr>
+        <w:pStyle w:val="ListBullet"/>
+        <w:spacing w:after="60"/>
+      </w:pPr>
+      <w:r>
+        <w:rPr>
+          <w:sz w:val="21"/>
+        </w:rPr>
+        <w:t>Sondeo más espaciado y detenido cuando la pestaña no está a la vista.</w:t>
+      </w:r>
+    </w:p>
+    <w:p>
+      <w:pPr>
+        <w:pStyle w:val="Heading2"/>
+      </w:pPr>
+      <w:r>
+        <w:t>Escritorios virtuales</w:t>
+      </w:r>
+    </w:p>
+    <w:p>
+      <w:pPr>
+        <w:pStyle w:val="ListBullet"/>
+        <w:spacing w:after="60"/>
+      </w:pPr>
+      <w:r>
+        <w:rPr>
+          <w:sz w:val="21"/>
+        </w:rPr>
+        <w:t>Pase firmado (DesktopPass) con caducidad de ocho horas, atado a usuario y contenedor.</w:t>
+      </w:r>
+    </w:p>
+    <w:p>
+      <w:pPr>
+        <w:pStyle w:val="ListBullet"/>
+        <w:spacing w:after="60"/>
+      </w:pPr>
+      <w:r>
+        <w:rPr>
+          <w:sz w:val="21"/>
+        </w:rPr>
+        <w:t>Control de acceso del proxy en /internal/proxy-auth, con la cabecera X-Container puesta por Caddy.</w:t>
+      </w:r>
+    </w:p>
+    <w:p>
+      <w:pPr>
+        <w:pStyle w:val="ListBullet"/>
+        <w:spacing w:after="60"/>
+      </w:pPr>
+      <w:r>
+        <w:rPr>
+          <w:sz w:val="21"/>
+        </w:rPr>
+        <w:t>Selector de escritorios para que el administrador pruebe cualquiera.</w:t>
+      </w:r>
+    </w:p>
+    <w:p>
+      <w:pPr>
+        <w:pStyle w:val="Heading2"/>
+      </w:pPr>
+      <w:r>
+        <w:t>Inteligencia artificial</w:t>
+      </w:r>
+    </w:p>
+    <w:p>
+      <w:pPr>
+        <w:pStyle w:val="ListBullet"/>
+        <w:spacing w:after="60"/>
+      </w:pPr>
+      <w:r>
+        <w:rPr>
+          <w:sz w:val="21"/>
+        </w:rPr>
+        <w:t>Integración con Ollama y modelo propio virthub-ia con la personalidad de TutorUTT.</w:t>
+      </w:r>
+    </w:p>
+    <w:p>
+      <w:pPr>
+        <w:pStyle w:val="ListBullet"/>
+        <w:spacing w:after="60"/>
+      </w:pPr>
+      <w:r>
+        <w:rPr>
+          <w:sz w:val="21"/>
+        </w:rPr>
+        <w:t>El archivo de instrucciones del proyecto tiene prioridad sobre el prompt del entorno.</w:t>
+      </w:r>
+    </w:p>
+    <w:p>
+      <w:pPr>
+        <w:pStyle w:val="ListBullet"/>
+        <w:spacing w:after="60"/>
+      </w:pPr>
+      <w:r>
+        <w:rPr>
+          <w:sz w:val="21"/>
+        </w:rPr>
+        <w:t>Monitor de GPU con puente local; si el puente no está, el panel oculta esos datos.</w:t>
+      </w:r>
+    </w:p>
+    <w:p>
+      <w:pPr>
+        <w:pStyle w:val="ListBullet"/>
+        <w:spacing w:after="60"/>
+      </w:pPr>
+      <w:r>
+        <w:rPr>
+          <w:sz w:val="21"/>
+        </w:rPr>
+        <w:t>La ruta y el chat con la IA están restringidos al administrador en el servidor.</w:t>
+      </w:r>
+    </w:p>
+    <w:p>
+      <w:pPr>
+        <w:pStyle w:val="Heading2"/>
+      </w:pPr>
+      <w:r>
+        <w:t>Rendimiento</w:t>
+      </w:r>
+    </w:p>
+    <w:p>
+      <w:pPr>
+        <w:pStyle w:val="ListBullet"/>
+        <w:spacing w:after="60"/>
+      </w:pPr>
+      <w:r>
+        <w:rPr>
+          <w:sz w:val="21"/>
+        </w:rPr>
+        <w:t>Modo ligero automático por núcleos, memoria, preferencia de movimiento y ahorro de datos.</w:t>
+      </w:r>
+    </w:p>
+    <w:p>
+      <w:pPr>
+        <w:pStyle w:val="ListBullet"/>
+        <w:spacing w:after="60"/>
+      </w:pPr>
+      <w:r>
+        <w:rPr>
+          <w:sz w:val="21"/>
+        </w:rPr>
+        <w:t>Fondos de los temas a resolución de 1080p, con las dos imágenes pequeñas reescaladas.</w:t>
+      </w:r>
+    </w:p>
+    <w:p>
+      <w:pPr>
+        <w:pStyle w:val="ListBullet"/>
+        <w:spacing w:after="60"/>
+      </w:pPr>
+      <w:r>
+        <w:rPr>
+          <w:sz w:val="21"/>
+        </w:rPr>
+        <w:t>Sondeos en pausa con la pestaña oculta.</w:t>
+      </w:r>
+    </w:p>
+    <w:p>
+      <w:pPr>
+        <w:pStyle w:val="Heading2"/>
+      </w:pPr>
+      <w:r>
+        <w:t>Documentación y versión</w:t>
+      </w:r>
+    </w:p>
+    <w:p>
+      <w:pPr>
+        <w:pStyle w:val="ListBullet"/>
+        <w:spacing w:after="60"/>
+      </w:pPr>
+      <w:r>
+        <w:rPr>
+          <w:sz w:val="21"/>
+        </w:rPr>
+        <w:t>Versión 2.0 en un solo sitio, mostrada en el pie de todas las páginas.</w:t>
+      </w:r>
+    </w:p>
+    <w:p>
+      <w:pPr>
+        <w:pStyle w:val="ListBullet"/>
+        <w:spacing w:after="60"/>
+      </w:pPr>
+      <w:r>
+        <w:rPr>
+          <w:sz w:val="21"/>
+        </w:rPr>
+        <w:t>Manual de usuario, manual de administrador y presentación, generados con scripts reproducibles.</w:t>
+      </w:r>
+    </w:p>
     <w:sectPr>
       <w:footerReference w:type="default" r:id="rId9"/>
       <w:pgSz w:w="12240" w:h="15840"/>
